--- a/a7/build/out/u6/A7 6.03 Pythagorean Theorem - Lesson Plan.docx
+++ b/a7/build/out/u6/A7 6.03 Pythagorean Theorem - Lesson Plan.docx
@@ -3785,7 +3785,7 @@
                 <w:color w:val="1A1A1A"/>
                 <w:sz w:val="18"/>
               </w:rPr>
-              <w:t>A right triangle has legs of 4 in and 9 in.  How long is the hypotenuse, to the nearest tenth?</w:t>
+              <w:t>A right triangle has legs of 4 inches and 9 inches.  How long is the hypotenuse, to the nearest tenth?</w:t>
             </w:r>
           </w:p>
         </w:tc>
@@ -3847,7 +3847,7 @@
                 <w:color w:val="1A1A1A"/>
                 <w:sz w:val="18"/>
               </w:rPr>
-              <w:t>13 — added the legs [MA.8.GR.1.1]; 9.9 — rounded twice [audit D13: round once]</w:t>
+              <w:t>13 — added the legs [MA.8.GR.1.1]; 9.9 — rounded twice [Notes II: round once, at the end]</w:t>
             </w:r>
           </w:p>
         </w:tc>
@@ -4253,7 +4253,7 @@
                 <w:color w:val="1A1A1A"/>
                 <w:sz w:val="18"/>
               </w:rPr>
-              <w:t>4.9 — subtracted, taking the 7 as the hypotenuse [Source of Truth, GR.1.1: misidentifying the hypotenuse]</w:t>
+              <w:t>4.9 — subtracted, taking the 7 as the hypotenuse [Florida B1G-M, GR.1.1: misidentifying the hypotenuse]</w:t>
             </w:r>
           </w:p>
         </w:tc>
@@ -4320,7 +4320,7 @@
                 <w:color w:val="1A1A1A"/>
                 <w:sz w:val="18"/>
               </w:rPr>
-              <w:t>A right triangle's hypotenuse is 20 in; its legs are 16 in and x. Which equation finds x?</w:t>
+              <w:t>A right triangle's hypotenuse is 20 inches; its legs are 16 inches and x. Which equation finds x?</w:t>
             </w:r>
           </w:p>
         </w:tc>
@@ -4382,7 +4382,26 @@
                 <w:color w:val="1A1A1A"/>
                 <w:sz w:val="18"/>
               </w:rPr>
-              <w:t>(A) the sides added, not their squares [MA.8.GR.1.1]; (B) the hypotenuse put with the legs [Source of Truth, GR.1.1: misidentifying the hypotenuse]; (C) doubled instead of squared [B1G-M, GR.1.1: doubling versus squaring]</w:t>
+              <w:t>(A) the sides added, not their squares [MA.8.GR.1.1]; (B) the hypotenuse put with the legs [Florida B1G-M, GR.1.1: misidentifying the hypotenuse]; (C) doubled the 20 instead of squaring it — 20</w:t>
+            </w:r>
+            <w:r>
+              <w:rPr>
+                <w:b w:val="0"/>
+                <w:i w:val="0"/>
+                <w:color w:val="1A1A1A"/>
+                <w:sz w:val="18"/>
+                <w:vertAlign w:val="superscript"/>
+              </w:rPr>
+              <w:t>2</w:t>
+            </w:r>
+            <w:r>
+              <w:rPr>
+                <w:b w:val="0"/>
+                <w:i w:val="0"/>
+                <w:color w:val="1A1A1A"/>
+                <w:sz w:val="18"/>
+              </w:rPr>
+              <w:t xml:space="preserve"> means 20 × 20, not 2 × 20 [Notes I: the theorem is about squares]</w:t>
             </w:r>
           </w:p>
         </w:tc>
@@ -4578,7 +4597,7 @@
                 <w:color w:val="1A1A1A"/>
                 <w:sz w:val="18"/>
               </w:rPr>
-              <w:t>A pennant is cut as a right triangle with legs of 8 in and 11 in. The fabric costs 6 dollars.  How long is its longest side, to the nearest tenth?</w:t>
+              <w:t>A pennant is cut as a right triangle with legs of 8 inches and 11 inches. The fabric costs 6 dollars.  How long is its longest side, to the nearest tenth?</w:t>
             </w:r>
           </w:p>
         </w:tc>

--- a/a7/build/out/u6/A7 6.03 Pythagorean Theorem - Lesson Plan.docx
+++ b/a7/build/out/u6/A7 6.03 Pythagorean Theorem - Lesson Plan.docx
@@ -1900,7 +1900,7 @@
                 <w:color w:val="1A1A1A"/>
                 <w:sz w:val="19"/>
               </w:rPr>
-              <w:t>Teach from the front. Expand once per law; say the OFF line out loud.</w:t>
+              <w:t>Teach from the front; say the OFF line out loud.</w:t>
             </w:r>
           </w:p>
         </w:tc>
@@ -5327,7 +5327,7 @@
                 <w:color w:val="1A1A1A"/>
                 <w:sz w:val="21"/>
               </w:rPr>
-              <w:t xml:space="preserve">  The six-question independent set is worked silently in class; whatever is not finished goes home. IXL, all skills required to a SmartScore of 67, due at the start of the next class: Pythagorean theorem: find the missing leg or hypotenuse length — MTM.</w:t>
+              <w:t xml:space="preserve">  The six-question independent set is worked silently in class; whatever is not finished goes home. IXL, all skills required to a SmartScore of 67, due by the Unit 6 test: Pythagorean theorem: find the missing leg or hypotenuse length — MTM.</w:t>
             </w:r>
           </w:p>
         </w:tc>

--- a/a7/build/out/u6/A7 6.03 Pythagorean Theorem - Lesson Plan.docx
+++ b/a7/build/out/u6/A7 6.03 Pythagorean Theorem - Lesson Plan.docx
@@ -734,7 +734,7 @@
                 <w:color w:val="1A1A1A"/>
                 <w:sz w:val="21"/>
               </w:rPr>
-              <w:t xml:space="preserve">  Stories (6.04); the coordinate plane (6.05); radicands over 225 or with a square factor; 3-D.</w:t>
+              <w:t xml:space="preserve">  Stories (6.04); the coordinate plane (6.05); radicands over 225; simplifying a radical (√50 = 5√2 is Algebra 1 — a root's decimal is the answer); 3-D.</w:t>
             </w:r>
           </w:p>
         </w:tc>
@@ -1771,7 +1771,7 @@
                 <w:color w:val="1A1A1A"/>
                 <w:sz w:val="19"/>
               </w:rPr>
-              <w:t>Two minutes silent, then reveal. One sentence of reteach per question at most. Then the new words, read once.</w:t>
+              <w:t>Silent, then reveal. One sentence of reteach per question at most. Then the new words, read once.</w:t>
             </w:r>
           </w:p>
         </w:tc>
@@ -1900,7 +1900,7 @@
                 <w:color w:val="1A1A1A"/>
                 <w:sz w:val="19"/>
               </w:rPr>
-              <w:t>Teach from the front; say the OFF line out loud.</w:t>
+              <w:t>Teach from the front; say the off-slide sentence out loud.</w:t>
             </w:r>
           </w:p>
         </w:tc>
@@ -2834,7 +2834,7 @@
                 <w:color w:val="1A1A1A"/>
                 <w:sz w:val="19"/>
               </w:rPr>
-              <w:t>Start the skills; finish tonight.</w:t>
+              <w:t>Start the skills; due by the Unit 6 test.</w:t>
             </w:r>
           </w:p>
         </w:tc>
@@ -3029,7 +3029,7 @@
                 <w:color w:val="1A1A1A"/>
                 <w:sz w:val="21"/>
               </w:rPr>
-              <w:t xml:space="preserve">  The Notes slides and the worked half of each Example: the teacher writes, the class copies, and the OFF line is said out loud rather than printed.</w:t>
+              <w:t xml:space="preserve">  The Notes slides and the worked half of each Example: the teacher writes, the class copies, and the off-slide sentence is said out loud rather than printed.</w:t>
             </w:r>
           </w:p>
           <w:p>
@@ -3847,7 +3847,7 @@
                 <w:color w:val="1A1A1A"/>
                 <w:sz w:val="18"/>
               </w:rPr>
-              <w:t>13 — added the legs [MA.8.GR.1.1]; 9.9 — rounded twice [Notes II: round once, at the end]</w:t>
+              <w:t>13 — added the legs [MA.8.GR.1.1]; 9.9 — rounded twice, 9.849 → 9.85 → 9.9: round once, from the full value</w:t>
             </w:r>
           </w:p>
         </w:tc>
@@ -4191,7 +4191,7 @@
                 <w:color w:val="1A1A1A"/>
                 <w:sz w:val="18"/>
               </w:rPr>
-              <w:t>The right triangle is drawn turned. Its legs are 5 cm and 7 cm.  How long is the hypotenuse, to the nearest tenth?</w:t>
+              <w:t>Two sides of this right triangle are 5 cm and 7 cm.  How long is the third side, to the nearest tenth?</w:t>
             </w:r>
           </w:p>
         </w:tc>
@@ -4351,7 +4351,64 @@
                 <w:color w:val="9E1B32"/>
                 <w:sz w:val="18"/>
               </w:rPr>
-              <w:t>D — and x = 12 in</w:t>
+              <w:t>D: 16</w:t>
+            </w:r>
+            <w:r>
+              <w:rPr>
+                <w:b/>
+                <w:i/>
+                <w:color w:val="9E1B32"/>
+                <w:sz w:val="18"/>
+                <w:vertAlign w:val="superscript"/>
+              </w:rPr>
+              <w:t>2</w:t>
+            </w:r>
+            <w:r>
+              <w:rPr>
+                <w:b/>
+                <w:i/>
+                <w:color w:val="9E1B32"/>
+                <w:sz w:val="18"/>
+              </w:rPr>
+              <w:t xml:space="preserve"> + x</w:t>
+            </w:r>
+            <w:r>
+              <w:rPr>
+                <w:b/>
+                <w:i/>
+                <w:color w:val="9E1B32"/>
+                <w:sz w:val="18"/>
+                <w:vertAlign w:val="superscript"/>
+              </w:rPr>
+              <w:t>2</w:t>
+            </w:r>
+            <w:r>
+              <w:rPr>
+                <w:b/>
+                <w:i/>
+                <w:color w:val="9E1B32"/>
+                <w:sz w:val="18"/>
+              </w:rPr>
+              <w:t xml:space="preserve"> = 20</w:t>
+            </w:r>
+            <w:r>
+              <w:rPr>
+                <w:b/>
+                <w:i/>
+                <w:color w:val="9E1B32"/>
+                <w:sz w:val="18"/>
+                <w:vertAlign w:val="superscript"/>
+              </w:rPr>
+              <w:t>2</w:t>
+            </w:r>
+            <w:r>
+              <w:rPr>
+                <w:b/>
+                <w:i/>
+                <w:color w:val="9E1B32"/>
+                <w:sz w:val="18"/>
+              </w:rPr>
+              <w:t>, so x = 12 in</w:t>
             </w:r>
           </w:p>
         </w:tc>
@@ -4382,7 +4439,7 @@
                 <w:color w:val="1A1A1A"/>
                 <w:sz w:val="18"/>
               </w:rPr>
-              <w:t>(A) the sides added, not their squares [MA.8.GR.1.1]; (B) the hypotenuse put with the legs [Florida B1G-M, GR.1.1: misidentifying the hypotenuse]; (C) doubled the 20 instead of squaring it — 20</w:t>
+              <w:t>(A) the sides added, not their squares [MA.8.GR.1.1]; (B) the hypotenuse put with the legs [Florida B1G-M, GR.1.1: misidentifying the hypotenuse]; (C) squared the legs but not the hypotenuse — the 20 is a side too: 20</w:t>
             </w:r>
             <w:r>
               <w:rPr>
@@ -4401,7 +4458,7 @@
                 <w:color w:val="1A1A1A"/>
                 <w:sz w:val="18"/>
               </w:rPr>
-              <w:t xml:space="preserve"> means 20 × 20, not 2 × 20 [Notes I: the theorem is about squares]</w:t>
+              <w:t xml:space="preserve"> [Florida B1G-M, GR.1.1: calculation errors with the theorem]</w:t>
             </w:r>
           </w:p>
         </w:tc>
